--- a/download/CINT-11_CP1_Report.docx
+++ b/download/CINT-11_CP1_Report.docx
@@ -38,7 +38,7 @@
           <w:color w:val="475569"/>
           <w:sz w:val="26"/>
         </w:rPr>
-        <w:t>CP-1 Report · v1.0.0</w:t>
+        <w:t>CP-1 Report · v1.1.0</w:t>
       </w:r>
     </w:p>
     <w:p/>
@@ -78,7 +78,7 @@
           <w:color w:val="64748B"/>
           <w:sz w:val="20"/>
         </w:rPr>
-        <w:t>Date: 2026-08-28</w:t>
+        <w:t>Date: 2026-09-22</w:t>
       </w:r>
     </w:p>
     <w:p>
@@ -120,7 +120,7 @@
     </w:p>
     <w:p>
       <w:r>
-        <w:t>This CP-1 report documents the deterministic, bounded, reproducible evaluation framework for the Ray #47439 placement-group deadlock. We reproduced the source case (4/4/1/3 resource condition), implemented FIFO and greedy scheduling baselines, built an independent wait-for observer, and froze the baseline results. Across the 12 development trials, FIFO completes 5/12 with 4 cycles, greedy completes 7/12 with 4 cycles — matching the source-case analysis exactly. 34 automated tests pass with 100% oracle agreement.</w:t>
+        <w:t>This CP-1 report documents the deterministic, bounded, reproducible evaluation framework for the Ray #47439 placement-group deadlock. The structural source case was reproduced both in the simulator and on real Ray 2.10.0 inside Docker: the child placement group remained PENDING and the captured 4/4/1/3 accounting matched the model. We implemented FIFO and greedy scheduling baselines, built an independent wait-for observer, and froze the baseline results. Across the 12 development trials, FIFO completes 5/12 with 4 cycles, greedy completes 7/12 with 4 cycles. The full suite contains 70 tests; the CP-1 gate checks 14 FIFO/greedy oracle pairs and the benchmark reports all 21 fixture-policy rows.</w:t>
       </w:r>
     </w:p>
     <w:p>
@@ -1584,7 +1584,7 @@
         <w:pStyle w:val="ListBullet"/>
       </w:pPr>
       <w:r>
-        <w:t>Fixture validation (all 9 fixtures)</w:t>
+        <w:t>Fixture validation (all 7 development + 2 acceptance fixtures)</w:t>
       </w:r>
     </w:p>
     <w:p>
@@ -1592,7 +1592,7 @@
         <w:pStyle w:val="ListBullet"/>
       </w:pPr>
       <w:r>
-        <w:t>34 automated pytest tests</w:t>
+        <w:t>70 automated pytest tests (34 frozen CP-1 baseline + 2 CP-2 acceptance + 34 integration/hardening tests)</w:t>
       </w:r>
     </w:p>
     <w:p>
@@ -1616,7 +1616,7 @@
         <w:pStyle w:val="ListBullet"/>
       </w:pPr>
       <w:r>
-        <w:t>Independent expected-result oracle verification (21 (fixture, policy) pairs)</w:t>
+        <w:t>Independent expected-result oracle verification (14 FIFO/greedy CP-1 pairs; benchmark reports all 21 fixture-policy rows)</w:t>
       </w:r>
     </w:p>
     <w:p>
@@ -2169,7 +2169,7 @@
         <w:pStyle w:val="ListBullet"/>
       </w:pPr>
       <w:r>
-        <w:t>34/34 automated tests passed (Python pytest).</w:t>
+        <w:t>70/70 automated tests passed (Python pytest): 34 frozen CP-1 baseline tests plus 36 additive CP-2, API, advisor, and mutual-cycle analysis tests.</w:t>
       </w:r>
     </w:p>
     <w:p>
@@ -2294,6 +2294,30 @@
     </w:p>
     <w:p>
       <w:pPr>
+        <w:pStyle w:val="ListBullet"/>
+      </w:pPr>
+      <w:r>
+        <w:t>FastAPI endpoint smoke tests (health / scenarios / simulate / benchmark / validate)</w:t>
+      </w:r>
+    </w:p>
+    <w:p>
+      <w:pPr>
+        <w:pStyle w:val="ListBullet"/>
+      </w:pPr>
+      <w:r>
+        <w:t>Real-Ray 2.10.0 Docker reproduction (child PG PENDING; 4/4/1/3 accounting)</w:t>
+      </w:r>
+    </w:p>
+    <w:p>
+      <w:pPr>
+        <w:pStyle w:val="ListBullet"/>
+      </w:pPr>
+      <w:r>
+        <w:t>Mutual-cycle analysis (negative result under atomic simulator placement)</w:t>
+      </w:r>
+    </w:p>
+    <w:p>
+      <w:pPr>
         <w:pStyle w:val="Heading1"/>
       </w:pPr>
       <w:r>
@@ -2305,7 +2329,7 @@
         <w:rPr>
           <w:i/>
         </w:rPr>
-        <w:t>"The deterministic simulator and evidence framework were executed and verified. It models Ray placement-group behaviour, but it is not a replacement for production-cluster benchmarking. A Ray 2.10 Docker reproduction protocol is provided separately, and live-Ray claims require an attached runtime trace."</w:t>
+        <w:t>"The deterministic simulator and evidence framework were executed and verified. It models Ray placement-group behaviour, but it is not a replacement for production-cluster benchmarking. The source topology was also reproduced on real Ray 2.10.0 in Docker: the child placement group remained PENDING for the full 91.8-second bounded wait, and real-Ray resource accounting matched the simulator's 4/4/1/3 condition. This validates the deadlock topology, not production performance or a multi-node deployment. Evidence and exact steps are in docs/RAY_REPRODUCTION_PROTOCOL.md."</w:t>
       </w:r>
     </w:p>
     <w:p>
@@ -2379,7 +2403,7 @@
         <w:pStyle w:val="ListBullet"/>
       </w:pPr>
       <w:r>
-        <w:t>FastAPI/dashboard operation (visualization only)</w:t>
+        <w:t>FastAPI service/dashboard operation (CP-2 integration, not CP-1 baseline)</w:t>
       </w:r>
     </w:p>
     <w:p>
@@ -2403,7 +2427,7 @@
         <w:rPr>
           <w:i/>
         </w:rPr>
-        <w:t>"CP-1 successfully converts an indefinite Ray scheduler hang into a bounded, repeatable and measurable experiment. We reproduced the exact 4/4/1/3 source condition, detected the self-cycle independently, validated safe and negative controls, froze FIFO and greedy baselines, and achieved 100% oracle agreement across 34 automated tests. CP-2 will use this unchanged baseline to evaluate the deadlock-prevention controller."</w:t>
+        <w:t>"CP-1 successfully converts an indefinite Ray scheduler hang into a bounded, repeatable and measurable experiment. We reproduced the exact 4/4/1/3 source condition, detected the self-cycle independently, validated safe and negative controls, froze FIFO and greedy baselines, and achieved 100% oracle agreement across the 70-test suite. The source topology was additionally reproduced on real Ray 2.10.0 in Docker, with the child PG PENDING and the 4/4/1/3 accounting captured. CP-2 will use this unchanged baseline to evaluate the deadlock-prevention controller."</w:t>
       </w:r>
     </w:p>
     <w:sectPr>

--- a/download/CINT-11_CP1_Report.docx
+++ b/download/CINT-11_CP1_Report.docx
@@ -90,7 +90,7 @@
           <w:color w:val="64748B"/>
           <w:sz w:val="20"/>
         </w:rPr>
-        <w:t>Team: [Team Member 1, 2, 3 — Registration Numbers]</w:t>
+        <w:t>Team: Nekkanti Sai Vighnesh (2300030455), Bagadi Pavan Kumar (2300030062), Bhimisetty Mahesh Adithya (2300030983), Choparapu Jeswanth Varun (2300031256)</w:t>
       </w:r>
     </w:p>
     <w:p>
@@ -102,7 +102,7 @@
           <w:color w:val="64748B"/>
           <w:sz w:val="20"/>
         </w:rPr>
-        <w:t>Guide: [Project Guide Name]</w:t>
+        <w:t>Guide: Mr. Rambabu Kalathoti (Guide ID 8199)</w:t>
       </w:r>
     </w:p>
     <w:p>
